--- a/Multiple-inheritance.docx
+++ b/Multiple-inheritance.docx
@@ -7,25 +7,7 @@
         <w:rPr>
           <w:highlight w:val="yellow"/>
         </w:rPr>
-        <w:t>D</w:t>
-      </w:r>
-      <w:r>
-        <w:rPr>
-          <w:highlight w:val="yellow"/>
-        </w:rPr>
-        <w:t>oes py</w:t>
-      </w:r>
-      <w:r>
-        <w:rPr>
-          <w:highlight w:val="yellow"/>
-        </w:rPr>
-        <w:t>t</w:t>
-      </w:r>
-      <w:r>
-        <w:rPr>
-          <w:highlight w:val="yellow"/>
-        </w:rPr>
-        <w:t xml:space="preserve">hon </w:t>
+        <w:t xml:space="preserve">Does python </w:t>
       </w:r>
       <w:r>
         <w:rPr>
@@ -763,8 +745,8 @@
         <w:lastRenderedPageBreak/>
         <w:drawing>
           <wp:inline distT="0" distB="0" distL="0" distR="0" wp14:anchorId="55064B1B" wp14:editId="79A16973">
-            <wp:extent cx="2867025" cy="4610100"/>
-            <wp:effectExtent l="0" t="0" r="9525" b="0"/>
+            <wp:extent cx="3162300" cy="5084894"/>
+            <wp:effectExtent l="0" t="0" r="0" b="1905"/>
             <wp:docPr id="8" name="Picture 8"/>
             <wp:cNvGraphicFramePr>
               <a:graphicFrameLocks xmlns:a="http://schemas.openxmlformats.org/drawingml/2006/main" noChangeAspect="1"/>
@@ -785,7 +767,7 @@
                   <pic:spPr>
                     <a:xfrm>
                       <a:off x="0" y="0"/>
-                      <a:ext cx="2867025" cy="4610100"/>
+                      <a:ext cx="3166568" cy="5091757"/>
                     </a:xfrm>
                     <a:prstGeom prst="rect">
                       <a:avLst/>
@@ -827,13 +809,23 @@
       </w:r>
     </w:p>
     <w:p>
+      <w:proofErr w:type="gramStart"/>
       <w:r>
         <w:rPr>
           <w:rStyle w:val="HTMLCode"/>
           <w:rFonts w:eastAsiaTheme="minorHAnsi"/>
           <w:highlight w:val="yellow"/>
         </w:rPr>
-        <w:t>super()</w:t>
+        <w:t>super(</w:t>
+      </w:r>
+      <w:proofErr w:type="gramEnd"/>
+      <w:r>
+        <w:rPr>
+          <w:rStyle w:val="HTMLCode"/>
+          <w:rFonts w:eastAsiaTheme="minorHAnsi"/>
+          <w:highlight w:val="yellow"/>
+        </w:rPr>
+        <w:t>)</w:t>
       </w:r>
       <w:r>
         <w:rPr>
@@ -1238,6 +1230,352 @@
           </wp:inline>
         </w:drawing>
       </w:r>
+    </w:p>
+    <w:p/>
+    <w:p>
+      <w:pPr>
+        <w:spacing w:before="100" w:beforeAutospacing="1" w:after="100" w:afterAutospacing="1" w:line="240" w:lineRule="auto"/>
+        <w:rPr>
+          <w:rFonts w:ascii="Times New Roman" w:eastAsia="Times New Roman" w:hAnsi="Times New Roman" w:cs="Times New Roman"/>
+          <w:sz w:val="24"/>
+          <w:szCs w:val="24"/>
+          <w:lang w:eastAsia="en-IN"/>
+        </w:rPr>
+      </w:pPr>
+      <w:proofErr w:type="gramStart"/>
+      <w:r>
+        <w:rPr>
+          <w:rFonts w:ascii="Times New Roman" w:eastAsia="Times New Roman" w:hAnsi="Symbol" w:cs="Times New Roman"/>
+          <w:sz w:val="24"/>
+          <w:szCs w:val="24"/>
+          <w:lang w:eastAsia="en-IN"/>
+        </w:rPr>
+        <w:t></w:t>
+      </w:r>
+      <w:r>
+        <w:rPr>
+          <w:rFonts w:ascii="Times New Roman" w:eastAsia="Times New Roman" w:hAnsi="Times New Roman" w:cs="Times New Roman"/>
+          <w:sz w:val="24"/>
+          <w:szCs w:val="24"/>
+          <w:lang w:eastAsia="en-IN"/>
+        </w:rPr>
+        <w:t xml:space="preserve">  When</w:t>
+      </w:r>
+      <w:proofErr w:type="gramEnd"/>
+      <w:r>
+        <w:rPr>
+          <w:rFonts w:ascii="Times New Roman" w:eastAsia="Times New Roman" w:hAnsi="Times New Roman" w:cs="Times New Roman"/>
+          <w:sz w:val="24"/>
+          <w:szCs w:val="24"/>
+          <w:lang w:eastAsia="en-IN"/>
+        </w:rPr>
+        <w:t xml:space="preserve"> the </w:t>
+      </w:r>
+      <w:r>
+        <w:rPr>
+          <w:rFonts w:ascii="Times New Roman" w:eastAsia="Times New Roman" w:hAnsi="Times New Roman" w:cs="Times New Roman"/>
+          <w:b/>
+          <w:bCs/>
+          <w:sz w:val="24"/>
+          <w:szCs w:val="24"/>
+          <w:lang w:eastAsia="en-IN"/>
+        </w:rPr>
+        <w:t>class of the object has multiple inheritance</w:t>
+      </w:r>
+      <w:r>
+        <w:rPr>
+          <w:rFonts w:ascii="Times New Roman" w:eastAsia="Times New Roman" w:hAnsi="Times New Roman" w:cs="Times New Roman"/>
+          <w:sz w:val="24"/>
+          <w:szCs w:val="24"/>
+          <w:lang w:eastAsia="en-IN"/>
+        </w:rPr>
+        <w:t xml:space="preserve">, Python uses the </w:t>
+      </w:r>
+      <w:r>
+        <w:rPr>
+          <w:rFonts w:ascii="Times New Roman" w:eastAsia="Times New Roman" w:hAnsi="Times New Roman" w:cs="Times New Roman"/>
+          <w:b/>
+          <w:bCs/>
+          <w:sz w:val="24"/>
+          <w:szCs w:val="24"/>
+          <w:lang w:eastAsia="en-IN"/>
+        </w:rPr>
+        <w:t>Method Resolution Order (MRO)</w:t>
+      </w:r>
+      <w:r>
+        <w:rPr>
+          <w:rFonts w:ascii="Times New Roman" w:eastAsia="Times New Roman" w:hAnsi="Times New Roman" w:cs="Times New Roman"/>
+          <w:sz w:val="24"/>
+          <w:szCs w:val="24"/>
+          <w:lang w:eastAsia="en-IN"/>
+        </w:rPr>
+        <w:t xml:space="preserve"> to decide what </w:t>
+      </w:r>
+      <w:r>
+        <w:rPr>
+          <w:rFonts w:ascii="Courier New" w:eastAsia="Times New Roman" w:hAnsi="Courier New" w:cs="Courier New"/>
+          <w:sz w:val="20"/>
+          <w:szCs w:val="20"/>
+          <w:lang w:eastAsia="en-IN"/>
+        </w:rPr>
+        <w:t>super()</w:t>
+      </w:r>
+      <w:r>
+        <w:rPr>
+          <w:rFonts w:ascii="Times New Roman" w:eastAsia="Times New Roman" w:hAnsi="Times New Roman" w:cs="Times New Roman"/>
+          <w:sz w:val="24"/>
+          <w:szCs w:val="24"/>
+          <w:lang w:eastAsia="en-IN"/>
+        </w:rPr>
+        <w:t xml:space="preserve"> means. Each </w:t>
+      </w:r>
+      <w:proofErr w:type="gramStart"/>
+      <w:r>
+        <w:rPr>
+          <w:rFonts w:ascii="Courier New" w:eastAsia="Times New Roman" w:hAnsi="Courier New" w:cs="Courier New"/>
+          <w:sz w:val="20"/>
+          <w:szCs w:val="20"/>
+          <w:lang w:eastAsia="en-IN"/>
+        </w:rPr>
+        <w:t>super(</w:t>
+      </w:r>
+      <w:proofErr w:type="gramEnd"/>
+      <w:r>
+        <w:rPr>
+          <w:rFonts w:ascii="Courier New" w:eastAsia="Times New Roman" w:hAnsi="Courier New" w:cs="Courier New"/>
+          <w:sz w:val="20"/>
+          <w:szCs w:val="20"/>
+          <w:lang w:eastAsia="en-IN"/>
+        </w:rPr>
+        <w:t>)</w:t>
+      </w:r>
+      <w:r>
+        <w:rPr>
+          <w:rFonts w:ascii="Times New Roman" w:eastAsia="Times New Roman" w:hAnsi="Times New Roman" w:cs="Times New Roman"/>
+          <w:sz w:val="24"/>
+          <w:szCs w:val="24"/>
+          <w:lang w:eastAsia="en-IN"/>
+        </w:rPr>
+        <w:t xml:space="preserve"> call moves to the </w:t>
+      </w:r>
+      <w:r>
+        <w:rPr>
+          <w:rFonts w:ascii="Times New Roman" w:eastAsia="Times New Roman" w:hAnsi="Times New Roman" w:cs="Times New Roman"/>
+          <w:b/>
+          <w:bCs/>
+          <w:sz w:val="24"/>
+          <w:szCs w:val="24"/>
+          <w:lang w:eastAsia="en-IN"/>
+        </w:rPr>
+        <w:t>next class in the MRO</w:t>
+      </w:r>
+      <w:r>
+        <w:rPr>
+          <w:rFonts w:ascii="Times New Roman" w:eastAsia="Times New Roman" w:hAnsi="Times New Roman" w:cs="Times New Roman"/>
+          <w:sz w:val="24"/>
+          <w:szCs w:val="24"/>
+          <w:lang w:eastAsia="en-IN"/>
+        </w:rPr>
+        <w:t xml:space="preserve">, not just the immediate parent. That’s why in </w:t>
+      </w:r>
+      <w:proofErr w:type="gramStart"/>
+      <w:r>
+        <w:rPr>
+          <w:rFonts w:ascii="Courier New" w:eastAsia="Times New Roman" w:hAnsi="Courier New" w:cs="Courier New"/>
+          <w:sz w:val="20"/>
+          <w:szCs w:val="20"/>
+          <w:lang w:eastAsia="en-IN"/>
+        </w:rPr>
+        <w:t>D(</w:t>
+      </w:r>
+      <w:proofErr w:type="gramEnd"/>
+      <w:r>
+        <w:rPr>
+          <w:rFonts w:ascii="Courier New" w:eastAsia="Times New Roman" w:hAnsi="Courier New" w:cs="Courier New"/>
+          <w:sz w:val="20"/>
+          <w:szCs w:val="20"/>
+          <w:lang w:eastAsia="en-IN"/>
+        </w:rPr>
+        <w:t>B, C)</w:t>
+      </w:r>
+      <w:r>
+        <w:rPr>
+          <w:rFonts w:ascii="Times New Roman" w:eastAsia="Times New Roman" w:hAnsi="Times New Roman" w:cs="Times New Roman"/>
+          <w:sz w:val="24"/>
+          <w:szCs w:val="24"/>
+          <w:lang w:eastAsia="en-IN"/>
+        </w:rPr>
+        <w:t xml:space="preserve">, the chain goes </w:t>
+      </w:r>
+      <w:r>
+        <w:rPr>
+          <w:rFonts w:ascii="Courier New" w:eastAsia="Times New Roman" w:hAnsi="Courier New" w:cs="Courier New"/>
+          <w:sz w:val="20"/>
+          <w:szCs w:val="20"/>
+          <w:lang w:eastAsia="en-IN"/>
+        </w:rPr>
+        <w:t>B → C → A</w:t>
+      </w:r>
+      <w:r>
+        <w:rPr>
+          <w:rFonts w:ascii="Times New Roman" w:eastAsia="Times New Roman" w:hAnsi="Times New Roman" w:cs="Times New Roman"/>
+          <w:sz w:val="24"/>
+          <w:szCs w:val="24"/>
+          <w:lang w:eastAsia="en-IN"/>
+        </w:rPr>
+        <w:t>.</w:t>
+      </w:r>
+    </w:p>
+    <w:p>
+      <w:pPr>
+        <w:spacing w:before="100" w:beforeAutospacing="1" w:after="100" w:afterAutospacing="1" w:line="240" w:lineRule="auto"/>
+        <w:rPr>
+          <w:rFonts w:ascii="Times New Roman" w:eastAsia="Times New Roman" w:hAnsi="Times New Roman" w:cs="Times New Roman"/>
+          <w:sz w:val="24"/>
+          <w:szCs w:val="24"/>
+          <w:lang w:eastAsia="en-IN"/>
+        </w:rPr>
+      </w:pPr>
+      <w:proofErr w:type="gramStart"/>
+      <w:r>
+        <w:rPr>
+          <w:rFonts w:ascii="Times New Roman" w:eastAsia="Times New Roman" w:hAnsi="Symbol" w:cs="Times New Roman"/>
+          <w:sz w:val="24"/>
+          <w:szCs w:val="24"/>
+          <w:lang w:eastAsia="en-IN"/>
+        </w:rPr>
+        <w:t></w:t>
+      </w:r>
+      <w:r>
+        <w:rPr>
+          <w:rFonts w:ascii="Times New Roman" w:eastAsia="Times New Roman" w:hAnsi="Times New Roman" w:cs="Times New Roman"/>
+          <w:sz w:val="24"/>
+          <w:szCs w:val="24"/>
+          <w:lang w:eastAsia="en-IN"/>
+        </w:rPr>
+        <w:t xml:space="preserve">  When</w:t>
+      </w:r>
+      <w:proofErr w:type="gramEnd"/>
+      <w:r>
+        <w:rPr>
+          <w:rFonts w:ascii="Times New Roman" w:eastAsia="Times New Roman" w:hAnsi="Times New Roman" w:cs="Times New Roman"/>
+          <w:sz w:val="24"/>
+          <w:szCs w:val="24"/>
+          <w:lang w:eastAsia="en-IN"/>
+        </w:rPr>
+        <w:t xml:space="preserve"> the </w:t>
+      </w:r>
+      <w:r>
+        <w:rPr>
+          <w:rFonts w:ascii="Times New Roman" w:eastAsia="Times New Roman" w:hAnsi="Times New Roman" w:cs="Times New Roman"/>
+          <w:b/>
+          <w:bCs/>
+          <w:sz w:val="24"/>
+          <w:szCs w:val="24"/>
+          <w:lang w:eastAsia="en-IN"/>
+        </w:rPr>
+        <w:t>class inherits from a single parent</w:t>
+      </w:r>
+      <w:r>
+        <w:rPr>
+          <w:rFonts w:ascii="Times New Roman" w:eastAsia="Times New Roman" w:hAnsi="Times New Roman" w:cs="Times New Roman"/>
+          <w:sz w:val="24"/>
+          <w:szCs w:val="24"/>
+          <w:lang w:eastAsia="en-IN"/>
+        </w:rPr>
+        <w:t>, the MRO is simple:</w:t>
+      </w:r>
+    </w:p>
+    <w:p>
+      <w:pPr>
+        <w:tabs>
+          <w:tab w:val="left" w:pos="916"/>
+          <w:tab w:val="left" w:pos="1832"/>
+          <w:tab w:val="left" w:pos="2748"/>
+          <w:tab w:val="left" w:pos="3664"/>
+          <w:tab w:val="left" w:pos="4580"/>
+          <w:tab w:val="left" w:pos="5496"/>
+          <w:tab w:val="left" w:pos="6412"/>
+          <w:tab w:val="left" w:pos="7328"/>
+          <w:tab w:val="left" w:pos="8244"/>
+          <w:tab w:val="left" w:pos="9160"/>
+          <w:tab w:val="left" w:pos="10076"/>
+          <w:tab w:val="left" w:pos="10992"/>
+          <w:tab w:val="left" w:pos="11908"/>
+          <w:tab w:val="left" w:pos="12824"/>
+          <w:tab w:val="left" w:pos="13740"/>
+          <w:tab w:val="left" w:pos="14656"/>
+        </w:tabs>
+        <w:spacing w:after="0" w:line="240" w:lineRule="auto"/>
+        <w:rPr>
+          <w:rFonts w:ascii="Courier New" w:eastAsia="Times New Roman" w:hAnsi="Courier New" w:cs="Courier New"/>
+          <w:sz w:val="20"/>
+          <w:szCs w:val="20"/>
+          <w:lang w:eastAsia="en-IN"/>
+        </w:rPr>
+      </w:pPr>
+      <w:r>
+        <w:rPr>
+          <w:rFonts w:ascii="Courier New" w:eastAsia="Times New Roman" w:hAnsi="Courier New" w:cs="Courier New"/>
+          <w:sz w:val="20"/>
+          <w:szCs w:val="20"/>
+          <w:lang w:eastAsia="en-IN"/>
+        </w:rPr>
+        <w:t>Child → Parent → object</w:t>
+      </w:r>
+    </w:p>
+    <w:p>
+      <w:pPr>
+        <w:spacing w:before="100" w:beforeAutospacing="1" w:after="100" w:afterAutospacing="1" w:line="240" w:lineRule="auto"/>
+        <w:rPr>
+          <w:rFonts w:ascii="Times New Roman" w:eastAsia="Times New Roman" w:hAnsi="Times New Roman" w:cs="Times New Roman"/>
+          <w:sz w:val="24"/>
+          <w:szCs w:val="24"/>
+          <w:lang w:eastAsia="en-IN"/>
+        </w:rPr>
+      </w:pPr>
+      <w:r>
+        <w:rPr>
+          <w:rFonts w:ascii="Times New Roman" w:eastAsia="Times New Roman" w:hAnsi="Times New Roman" w:cs="Times New Roman"/>
+          <w:sz w:val="24"/>
+          <w:szCs w:val="24"/>
+          <w:lang w:eastAsia="en-IN"/>
+        </w:rPr>
+        <w:t xml:space="preserve">So in that case, </w:t>
+      </w:r>
+      <w:proofErr w:type="gramStart"/>
+      <w:r>
+        <w:rPr>
+          <w:rFonts w:ascii="Courier New" w:eastAsia="Times New Roman" w:hAnsi="Courier New" w:cs="Courier New"/>
+          <w:sz w:val="20"/>
+          <w:szCs w:val="20"/>
+          <w:lang w:eastAsia="en-IN"/>
+        </w:rPr>
+        <w:t>super(</w:t>
+      </w:r>
+      <w:proofErr w:type="gramEnd"/>
+      <w:r>
+        <w:rPr>
+          <w:rFonts w:ascii="Courier New" w:eastAsia="Times New Roman" w:hAnsi="Courier New" w:cs="Courier New"/>
+          <w:sz w:val="20"/>
+          <w:szCs w:val="20"/>
+          <w:lang w:eastAsia="en-IN"/>
+        </w:rPr>
+        <w:t>)</w:t>
+      </w:r>
+      <w:r>
+        <w:rPr>
+          <w:rFonts w:ascii="Times New Roman" w:eastAsia="Times New Roman" w:hAnsi="Times New Roman" w:cs="Times New Roman"/>
+          <w:sz w:val="24"/>
+          <w:szCs w:val="24"/>
+          <w:lang w:eastAsia="en-IN"/>
+        </w:rPr>
+        <w:t xml:space="preserve"> effectively calls the parent’s method or property directly, because there’s no other class in between.</w:t>
+      </w:r>
+    </w:p>
+    <w:p>
+      <w:bookmarkStart w:id="0" w:name="_GoBack"/>
+      <w:bookmarkEnd w:id="0"/>
     </w:p>
     <w:p>
       <w:pPr>
@@ -1798,6 +2136,7 @@
           <w:szCs w:val="24"/>
           <w:lang w:eastAsia="en-IN"/>
         </w:rPr>
+        <w:lastRenderedPageBreak/>
         <w:t xml:space="preserve">There are </w:t>
       </w:r>
       <w:r>
@@ -1818,7 +2157,27 @@
           <w:szCs w:val="24"/>
           <w:lang w:eastAsia="en-IN"/>
         </w:rPr>
-        <w:t xml:space="preserve"> to achieve interface-like behavior in Python:</w:t>
+        <w:t xml:space="preserve"> to achieve interface-like </w:t>
+      </w:r>
+      <w:proofErr w:type="spellStart"/>
+      <w:r>
+        <w:rPr>
+          <w:rFonts w:ascii="Times New Roman" w:eastAsia="Times New Roman" w:hAnsi="Times New Roman" w:cs="Times New Roman"/>
+          <w:sz w:val="24"/>
+          <w:szCs w:val="24"/>
+          <w:lang w:eastAsia="en-IN"/>
+        </w:rPr>
+        <w:t>behavior</w:t>
+      </w:r>
+      <w:proofErr w:type="spellEnd"/>
+      <w:r>
+        <w:rPr>
+          <w:rFonts w:ascii="Times New Roman" w:eastAsia="Times New Roman" w:hAnsi="Times New Roman" w:cs="Times New Roman"/>
+          <w:sz w:val="24"/>
+          <w:szCs w:val="24"/>
+          <w:lang w:eastAsia="en-IN"/>
+        </w:rPr>
+        <w:t xml:space="preserve"> in Python:</w:t>
       </w:r>
     </w:p>
     <w:p>
@@ -1853,7 +2212,27 @@
           <w:szCs w:val="24"/>
           <w:lang w:eastAsia="en-IN"/>
         </w:rPr>
-        <w:t xml:space="preserve"> ← Most common and interview favorite </w:t>
+        <w:t xml:space="preserve"> ← Most common and interview </w:t>
+      </w:r>
+      <w:proofErr w:type="spellStart"/>
+      <w:r>
+        <w:rPr>
+          <w:rFonts w:ascii="Times New Roman" w:eastAsia="Times New Roman" w:hAnsi="Times New Roman" w:cs="Times New Roman"/>
+          <w:sz w:val="24"/>
+          <w:szCs w:val="24"/>
+          <w:lang w:eastAsia="en-IN"/>
+        </w:rPr>
+        <w:t>favorite</w:t>
+      </w:r>
+      <w:proofErr w:type="spellEnd"/>
+      <w:r>
+        <w:rPr>
+          <w:rFonts w:ascii="Times New Roman" w:eastAsia="Times New Roman" w:hAnsi="Times New Roman" w:cs="Times New Roman"/>
+          <w:sz w:val="24"/>
+          <w:szCs w:val="24"/>
+          <w:lang w:eastAsia="en-IN"/>
+        </w:rPr>
+        <w:t xml:space="preserve"> </w:t>
       </w:r>
     </w:p>
     <w:p>
@@ -1957,6 +2336,7 @@
         </w:rPr>
         <w:t xml:space="preserve">Python has a module called </w:t>
       </w:r>
+      <w:proofErr w:type="spellStart"/>
       <w:r>
         <w:rPr>
           <w:rFonts w:ascii="Courier New" w:eastAsia="Times New Roman" w:hAnsi="Courier New" w:cs="Courier New"/>
@@ -1966,6 +2346,7 @@
         </w:rPr>
         <w:t>abc</w:t>
       </w:r>
+      <w:proofErr w:type="spellEnd"/>
       <w:r>
         <w:rPr>
           <w:rFonts w:ascii="Times New Roman" w:eastAsia="Times New Roman" w:hAnsi="Times New Roman" w:cs="Times New Roman"/>
@@ -1991,7 +2372,6 @@
           <w:noProof/>
           <w:lang w:eastAsia="en-IN"/>
         </w:rPr>
-        <w:lastRenderedPageBreak/>
         <w:drawing>
           <wp:inline distT="0" distB="0" distL="0" distR="0" wp14:anchorId="49A61968" wp14:editId="42B4EC95">
             <wp:extent cx="3924300" cy="3495675"/>
@@ -2044,6 +2424,7 @@
           <w:noProof/>
           <w:lang w:eastAsia="en-IN"/>
         </w:rPr>
+        <w:lastRenderedPageBreak/>
         <w:drawing>
           <wp:inline distT="0" distB="0" distL="0" distR="0" wp14:anchorId="529C90B0" wp14:editId="686B63EF">
             <wp:extent cx="3981450" cy="4581525"/>
@@ -2096,7 +2477,6 @@
           <w:noProof/>
           <w:lang w:eastAsia="en-IN"/>
         </w:rPr>
-        <w:lastRenderedPageBreak/>
         <w:drawing>
           <wp:inline distT="0" distB="0" distL="0" distR="0" wp14:anchorId="44161986" wp14:editId="4764C98A">
             <wp:extent cx="5048250" cy="3448050"/>
@@ -2144,8 +2524,6 @@
           <w:lang w:eastAsia="en-IN"/>
         </w:rPr>
       </w:pPr>
-      <w:bookmarkStart w:id="0" w:name="_GoBack"/>
-      <w:bookmarkEnd w:id="0"/>
     </w:p>
     <w:p/>
     <w:sectPr>
@@ -2792,6 +3170,56 @@
       <w:lang w:eastAsia="en-IN"/>
     </w:rPr>
   </w:style>
+  <w:style w:type="paragraph" w:styleId="HTMLPreformatted">
+    <w:name w:val="HTML Preformatted"/>
+    <w:basedOn w:val="Normal"/>
+    <w:link w:val="HTMLPreformattedChar"/>
+    <w:uiPriority w:val="99"/>
+    <w:semiHidden/>
+    <w:unhideWhenUsed/>
+    <w:rsid w:val="00240024"/>
+    <w:pPr>
+      <w:tabs>
+        <w:tab w:val="left" w:pos="916"/>
+        <w:tab w:val="left" w:pos="1832"/>
+        <w:tab w:val="left" w:pos="2748"/>
+        <w:tab w:val="left" w:pos="3664"/>
+        <w:tab w:val="left" w:pos="4580"/>
+        <w:tab w:val="left" w:pos="5496"/>
+        <w:tab w:val="left" w:pos="6412"/>
+        <w:tab w:val="left" w:pos="7328"/>
+        <w:tab w:val="left" w:pos="8244"/>
+        <w:tab w:val="left" w:pos="9160"/>
+        <w:tab w:val="left" w:pos="10076"/>
+        <w:tab w:val="left" w:pos="10992"/>
+        <w:tab w:val="left" w:pos="11908"/>
+        <w:tab w:val="left" w:pos="12824"/>
+        <w:tab w:val="left" w:pos="13740"/>
+        <w:tab w:val="left" w:pos="14656"/>
+      </w:tabs>
+      <w:spacing w:after="0" w:line="240" w:lineRule="auto"/>
+    </w:pPr>
+    <w:rPr>
+      <w:rFonts w:ascii="Courier New" w:eastAsia="Times New Roman" w:hAnsi="Courier New" w:cs="Courier New"/>
+      <w:sz w:val="20"/>
+      <w:szCs w:val="20"/>
+      <w:lang w:eastAsia="en-IN"/>
+    </w:rPr>
+  </w:style>
+  <w:style w:type="character" w:customStyle="1" w:styleId="HTMLPreformattedChar">
+    <w:name w:val="HTML Preformatted Char"/>
+    <w:basedOn w:val="DefaultParagraphFont"/>
+    <w:link w:val="HTMLPreformatted"/>
+    <w:uiPriority w:val="99"/>
+    <w:semiHidden/>
+    <w:rsid w:val="00240024"/>
+    <w:rPr>
+      <w:rFonts w:ascii="Courier New" w:eastAsia="Times New Roman" w:hAnsi="Courier New" w:cs="Courier New"/>
+      <w:sz w:val="20"/>
+      <w:szCs w:val="20"/>
+      <w:lang w:eastAsia="en-IN"/>
+    </w:rPr>
+  </w:style>
 </w:styles>
 </file>
 
